--- a/METODY NUMERYCZNE/Metody numeryczne.docx
+++ b/METODY NUMERYCZNE/Metody numeryczne.docx
@@ -709,298 +709,621 @@
       </w:pPr>
     </w:p>
     <w:p>
-      <w:r>
-        <w:rPr>
-          <w:b/>
-          <w:color w:val="000000"/>
+      <w:pPr>
+        <w:pageBreakBefore/>
+      </w:pPr>
+      <w:r>
+        <w:rPr>
+          <w:b/>
+          <w:color w:val="00B050"/>
           <w:sz w:val="40"/>
           <w:szCs w:val="40"/>
         </w:rPr>
         <w:lastRenderedPageBreak/>
-        <w:t xml:space="preserve">Wyznacz pole powierzchni obszaru ograniczonego wykresem  podanej funkcji, osią 0x oraz punktami p i q </w:t>
-      </w:r>
-    </w:p>
-    <w:p>
-      <w:r>
-        <w:rPr>
-          <w:b/>
-          <w:color w:val="000000"/>
-          <w:sz w:val="40"/>
-          <w:szCs w:val="40"/>
-          <w:lang w:val="en-US"/>
-        </w:rPr>
-        <w:t>1.  f(x) = x</w:t>
-      </w:r>
-      <w:r>
-        <w:rPr>
-          <w:b/>
-          <w:color w:val="000000"/>
-          <w:sz w:val="40"/>
-          <w:szCs w:val="40"/>
-          <w:vertAlign w:val="superscript"/>
-          <w:lang w:val="en-US"/>
-        </w:rPr>
-        <w:t>2</w:t>
-      </w:r>
-      <w:r>
-        <w:rPr>
-          <w:b/>
-          <w:color w:val="000000"/>
-          <w:sz w:val="40"/>
-          <w:szCs w:val="40"/>
-          <w:lang w:val="en-US"/>
-        </w:rPr>
-        <w:t xml:space="preserve"> – x – 3           p = 3     q = 5</w:t>
-      </w:r>
-    </w:p>
-    <w:p>
-      <w:r>
-        <w:rPr>
-          <w:b/>
-          <w:color w:val="000000"/>
-          <w:sz w:val="40"/>
-          <w:szCs w:val="40"/>
-          <w:lang w:val="en-US"/>
-        </w:rPr>
-        <w:t>2.  f(x) = -x</w:t>
-      </w:r>
-      <w:r>
-        <w:rPr>
-          <w:b/>
-          <w:color w:val="000000"/>
-          <w:sz w:val="40"/>
-          <w:szCs w:val="40"/>
-          <w:vertAlign w:val="superscript"/>
-          <w:lang w:val="en-US"/>
-        </w:rPr>
-        <w:t>3</w:t>
-      </w:r>
-      <w:r>
-        <w:rPr>
-          <w:b/>
-          <w:color w:val="000000"/>
-          <w:sz w:val="40"/>
-          <w:szCs w:val="40"/>
-          <w:lang w:val="en-US"/>
-        </w:rPr>
-        <w:t>- x</w:t>
-      </w:r>
-      <w:r>
-        <w:rPr>
-          <w:b/>
-          <w:color w:val="000000"/>
-          <w:sz w:val="40"/>
-          <w:szCs w:val="40"/>
-          <w:vertAlign w:val="superscript"/>
-          <w:lang w:val="en-US"/>
-        </w:rPr>
-        <w:t>2</w:t>
-      </w:r>
-      <w:r>
-        <w:rPr>
-          <w:b/>
-          <w:color w:val="000000"/>
-          <w:sz w:val="40"/>
-          <w:szCs w:val="40"/>
-          <w:lang w:val="en-US"/>
-        </w:rPr>
-        <w:t xml:space="preserve"> + 1          p = 2     q = 4</w:t>
-      </w:r>
-    </w:p>
-    <w:p>
-      <w:r>
-        <w:rPr>
-          <w:b/>
-          <w:color w:val="000000"/>
-          <w:sz w:val="40"/>
-          <w:szCs w:val="40"/>
-          <w:lang w:val="en-US"/>
-        </w:rPr>
-        <w:t>3.  f(x) = cos(x) + 1             p = 1    q = 4</w:t>
-      </w:r>
-    </w:p>
-    <w:p>
-      <w:r>
-        <w:rPr>
-          <w:b/>
-          <w:color w:val="000000"/>
-          <w:sz w:val="40"/>
-          <w:szCs w:val="40"/>
-          <w:lang w:val="en-US"/>
-        </w:rPr>
-        <w:t>4.  f(x) = 2x/x</w:t>
-      </w:r>
-      <w:r>
-        <w:rPr>
-          <w:b/>
-          <w:color w:val="000000"/>
-          <w:sz w:val="40"/>
-          <w:szCs w:val="40"/>
-          <w:vertAlign w:val="superscript"/>
-          <w:lang w:val="en-US"/>
-        </w:rPr>
-        <w:t>2</w:t>
-      </w:r>
-      <w:r>
-        <w:rPr>
-          <w:b/>
-          <w:color w:val="000000"/>
-          <w:sz w:val="40"/>
-          <w:szCs w:val="40"/>
-          <w:lang w:val="en-US"/>
-        </w:rPr>
-        <w:t xml:space="preserve"> + 5           p = 1     q = 4</w:t>
-      </w:r>
-    </w:p>
-    <w:p>
-      <w:pPr>
-        <w:rPr>
-          <w:b/>
-          <w:color w:val="000000"/>
-          <w:sz w:val="40"/>
-          <w:szCs w:val="40"/>
-          <w:lang w:val="en-US"/>
-        </w:rPr>
-      </w:pPr>
-    </w:p>
-    <w:p>
-      <w:r>
-        <w:rPr>
-          <w:b/>
-          <w:color w:val="000000"/>
-          <w:sz w:val="40"/>
-          <w:szCs w:val="40"/>
-        </w:rPr>
-        <w:t>Zastosuj metodę prostokątów  dla n = 20</w:t>
-      </w:r>
-    </w:p>
-    <w:p>
-      <w:pPr>
-        <w:rPr>
-          <w:b/>
-          <w:color w:val="000000"/>
-          <w:sz w:val="40"/>
-          <w:szCs w:val="40"/>
-        </w:rPr>
-      </w:pPr>
-    </w:p>
-    <w:p>
-      <w:r>
-        <w:rPr>
-          <w:b/>
-          <w:color w:val="000000"/>
-          <w:sz w:val="40"/>
-          <w:szCs w:val="40"/>
-        </w:rPr>
-        <w:t xml:space="preserve">1.   18, 665      </w:t>
-      </w:r>
-      <w:r>
-        <w:rPr>
-          <w:b/>
-          <w:color w:val="000000"/>
-          <w:sz w:val="40"/>
-          <w:szCs w:val="40"/>
-        </w:rPr>
-        <w:tab/>
-      </w:r>
-      <w:r>
-        <w:rPr>
-          <w:b/>
-          <w:color w:val="000000"/>
-          <w:sz w:val="40"/>
-          <w:szCs w:val="40"/>
-        </w:rPr>
-        <w:tab/>
-      </w:r>
-    </w:p>
-    <w:p>
-      <w:r>
-        <w:rPr>
-          <w:b/>
-          <w:color w:val="000000"/>
-          <w:sz w:val="40"/>
-          <w:szCs w:val="40"/>
-        </w:rPr>
-        <w:t>2.  76, 65</w:t>
-      </w:r>
-      <w:r>
-        <w:rPr>
-          <w:b/>
-          <w:color w:val="000000"/>
-          <w:sz w:val="40"/>
-          <w:szCs w:val="40"/>
-        </w:rPr>
-        <w:tab/>
-      </w:r>
-      <w:r>
-        <w:rPr>
-          <w:b/>
-          <w:color w:val="000000"/>
-          <w:sz w:val="40"/>
-          <w:szCs w:val="40"/>
-        </w:rPr>
-        <w:tab/>
-      </w:r>
-      <w:r>
-        <w:rPr>
-          <w:b/>
-          <w:color w:val="000000"/>
-          <w:sz w:val="40"/>
-          <w:szCs w:val="40"/>
-        </w:rPr>
-        <w:tab/>
-      </w:r>
-    </w:p>
-    <w:p>
-      <w:r>
-        <w:rPr>
-          <w:b/>
-          <w:color w:val="000000"/>
-          <w:sz w:val="40"/>
-          <w:szCs w:val="40"/>
-        </w:rPr>
-        <w:t>3. 1.40022715460023</w:t>
-      </w:r>
-      <w:r>
-        <w:rPr>
-          <w:b/>
-          <w:color w:val="000000"/>
-          <w:sz w:val="40"/>
-          <w:szCs w:val="40"/>
-        </w:rPr>
-        <w:tab/>
-      </w:r>
-    </w:p>
-    <w:p>
-      <w:r>
-        <w:rPr>
-          <w:b/>
-          <w:color w:val="000000"/>
-          <w:sz w:val="40"/>
-          <w:szCs w:val="40"/>
-        </w:rPr>
-        <w:t xml:space="preserve">4. 17.770838178194676 </w:t>
-      </w:r>
-      <w:r>
-        <w:rPr>
-          <w:b/>
-          <w:color w:val="000000"/>
-          <w:sz w:val="40"/>
-          <w:szCs w:val="40"/>
-        </w:rPr>
-        <w:tab/>
-      </w:r>
-      <w:r>
-        <w:rPr>
-          <w:b/>
-          <w:color w:val="000000"/>
-          <w:sz w:val="40"/>
-          <w:szCs w:val="40"/>
-        </w:rPr>
-        <w:tab/>
-      </w:r>
-    </w:p>
-    <w:p/>
+        <w:t>Obliczanie pola ograniczonego wykresem funkcji – całkowanie numeryczne</w:t>
+      </w:r>
+    </w:p>
+    <w:p>
+      <w:r>
+        <w:rPr>
+          <w:b/>
+          <w:color w:val="00B050"/>
+          <w:sz w:val="40"/>
+          <w:szCs w:val="40"/>
+        </w:rPr>
+        <w:t>Umożliwia obliczenie wartości pola figury z określoną dokładnością. Wyznaczenie przybliżonej wartości pola tego obszaru nazywamy całkowaniem numerycznym. Szukane pole można wyznaczyć za pomocą tzw. oznaczonej całki Riemanna dla funkcji f(x) w przedziale [p, q].</w:t>
+      </w:r>
+    </w:p>
+    <w:p>
+      <w:r>
+        <w:rPr>
+          <w:b/>
+          <w:color w:val="00B050"/>
+          <w:sz w:val="40"/>
+          <w:szCs w:val="40"/>
+        </w:rPr>
+        <w:t>Aby obliczyć przybliżoną wartość pola wyznaczonego obszaru, dokonujemy jego podziału na określoną liczbę figur, których pole powierzchni nie jest trudne do wyznaczenia. Kształt obszaru, którego pole obliczamy, przybliżany jest najczęściej prostokątami lub trapezami. Suma pól figur, na które podzielony jest cały obszar, stanowi rozwiązanie czyli przybliżoną wartość pola obszaru.</w:t>
+      </w:r>
+    </w:p>
+    <w:p>
+      <w:pPr>
+        <w:rPr>
+          <w:b/>
+          <w:color w:val="000000"/>
+          <w:sz w:val="40"/>
+          <w:szCs w:val="40"/>
+        </w:rPr>
+      </w:pPr>
+    </w:p>
+    <w:p>
+      <w:r>
+        <w:rPr>
+          <w:b/>
+          <w:color w:val="000000"/>
+          <w:sz w:val="40"/>
+          <w:szCs w:val="40"/>
+        </w:rPr>
+        <w:t>Metoda prostokątów</w:t>
+      </w:r>
+    </w:p>
+    <w:p>
+      <w:r>
+        <w:rPr>
+          <w:b/>
+          <w:color w:val="000000"/>
+          <w:sz w:val="40"/>
+          <w:szCs w:val="40"/>
+        </w:rPr>
+        <w:t>Algorytm ten jest prostym i skutecznym sposobem wyznaczenia przybliżonej wartości całki oznaczonej, czyli znajdowania pola określonego obszaru. Najpierw przedział [</w:t>
+      </w:r>
+      <w:proofErr w:type="spellStart"/>
+      <w:r>
+        <w:rPr>
+          <w:b/>
+          <w:color w:val="000000"/>
+          <w:sz w:val="40"/>
+          <w:szCs w:val="40"/>
+        </w:rPr>
+        <w:t>p,q</w:t>
+      </w:r>
+      <w:proofErr w:type="spellEnd"/>
+      <w:r>
+        <w:rPr>
+          <w:b/>
+          <w:color w:val="000000"/>
+          <w:sz w:val="40"/>
+          <w:szCs w:val="40"/>
+        </w:rPr>
+        <w:t>] zostaje podzielony na n jednakowych podprzedziałów, dla liczby naturalnej n większej od 0.</w:t>
+      </w:r>
+    </w:p>
+    <w:p>
+      <w:pPr>
+        <w:rPr>
+          <w:b/>
+          <w:color w:val="000000"/>
+          <w:sz w:val="40"/>
+          <w:szCs w:val="40"/>
+        </w:rPr>
+      </w:pPr>
+      <w:r>
+        <w:rPr>
+          <w:b/>
+          <w:noProof/>
+          <w:color w:val="000000"/>
+          <w:sz w:val="40"/>
+          <w:szCs w:val="40"/>
+          <w:lang w:val="pl-PL" w:eastAsia="pl-PL"/>
+        </w:rPr>
+        <w:lastRenderedPageBreak/>
+        <w:drawing>
+          <wp:inline distT="0" distB="0" distL="0" distR="0" wp14:anchorId="53D3AC99" wp14:editId="43B52AD8">
+            <wp:extent cx="5753100" cy="3105150"/>
+            <wp:effectExtent l="0" t="0" r="0" b="0"/>
+            <wp:docPr id="1" name="Obraz 1"/>
+            <wp:cNvGraphicFramePr>
+              <a:graphicFrameLocks xmlns:a="http://schemas.openxmlformats.org/drawingml/2006/main" noChangeAspect="1"/>
+            </wp:cNvGraphicFramePr>
+            <a:graphic xmlns:a="http://schemas.openxmlformats.org/drawingml/2006/main">
+              <a:graphicData uri="http://schemas.openxmlformats.org/drawingml/2006/picture">
+                <pic:pic xmlns:pic="http://schemas.openxmlformats.org/drawingml/2006/picture">
+                  <pic:nvPicPr>
+                    <pic:cNvPr id="0" name="Picture 1"/>
+                    <pic:cNvPicPr>
+                      <a:picLocks noChangeAspect="1" noChangeArrowheads="1"/>
+                    </pic:cNvPicPr>
+                  </pic:nvPicPr>
+                  <pic:blipFill>
+                    <a:blip r:embed="rId4">
+                      <a:extLst>
+                        <a:ext uri="{28A0092B-C50C-407E-A947-70E740481C1C}">
+                          <a14:useLocalDpi xmlns:a14="http://schemas.microsoft.com/office/drawing/2010/main" val="0"/>
+                        </a:ext>
+                      </a:extLst>
+                    </a:blip>
+                    <a:srcRect l="-14" t="-26" r="-14" b="-26"/>
+                    <a:stretch>
+                      <a:fillRect/>
+                    </a:stretch>
+                  </pic:blipFill>
+                  <pic:spPr bwMode="auto">
+                    <a:xfrm>
+                      <a:off x="0" y="0"/>
+                      <a:ext cx="5753100" cy="3105150"/>
+                    </a:xfrm>
+                    <a:prstGeom prst="rect">
+                      <a:avLst/>
+                    </a:prstGeom>
+                    <a:solidFill>
+                      <a:srgbClr val="FFFFFF">
+                        <a:alpha val="0"/>
+                      </a:srgbClr>
+                    </a:solidFill>
+                    <a:ln>
+                      <a:noFill/>
+                    </a:ln>
+                  </pic:spPr>
+                </pic:pic>
+              </a:graphicData>
+            </a:graphic>
+          </wp:inline>
+        </w:drawing>
+      </w:r>
+    </w:p>
+    <w:p>
+      <w:r>
+        <w:rPr>
+          <w:b/>
+          <w:color w:val="000000"/>
+          <w:sz w:val="40"/>
+          <w:szCs w:val="40"/>
+        </w:rPr>
+        <w:t>Im większa liczba prostokątów n tym lepsza dokładność uzyskanego wyniku. Długość podprzedziału, równą szerokości podstawy prostokąta wyznaczamy wzorem</w:t>
+      </w:r>
+    </w:p>
+    <w:p>
+      <w:r>
+        <w:rPr>
+          <w:b/>
+          <w:color w:val="000000"/>
+          <w:sz w:val="40"/>
+          <w:szCs w:val="40"/>
+        </w:rPr>
+        <w:t>dl = q-p/n gdzie n to liczba prostokątów.</w:t>
+      </w:r>
+    </w:p>
+    <w:p>
+      <w:r>
+        <w:rPr>
+          <w:b/>
+          <w:color w:val="000000"/>
+          <w:sz w:val="40"/>
+          <w:szCs w:val="40"/>
+        </w:rPr>
+        <w:t>Wysokość prostokąta będzie równa wartości bezwzględnej funkcji f(x) w środku podprzedziału co określa się wzorem</w:t>
+      </w:r>
+    </w:p>
+    <w:p>
+      <w:r>
+        <w:rPr>
+          <w:b/>
+          <w:color w:val="000000"/>
+          <w:sz w:val="40"/>
+          <w:szCs w:val="40"/>
+        </w:rPr>
+        <w:t>h = |f ( p+ dl * i-dl/2)|</w:t>
+      </w:r>
+    </w:p>
+    <w:p>
+      <w:r>
+        <w:rPr>
+          <w:b/>
+          <w:color w:val="000000"/>
+          <w:sz w:val="40"/>
+          <w:szCs w:val="40"/>
+        </w:rPr>
+        <w:t>Realizacja metody prostokątów może być z niedomiarem lub nadmiarem.</w:t>
+      </w:r>
+    </w:p>
+    <w:p>
+      <w:pPr>
+        <w:rPr>
+          <w:b/>
+          <w:color w:val="000000"/>
+          <w:sz w:val="40"/>
+          <w:szCs w:val="40"/>
+        </w:rPr>
+      </w:pPr>
+    </w:p>
+    <w:p>
+      <w:pPr>
+        <w:rPr>
+          <w:b/>
+          <w:color w:val="000000"/>
+          <w:sz w:val="40"/>
+          <w:szCs w:val="40"/>
+        </w:rPr>
+      </w:pPr>
+    </w:p>
+    <w:p>
+      <w:r>
+        <w:rPr>
+          <w:b/>
+          <w:color w:val="000000"/>
+          <w:sz w:val="40"/>
+          <w:szCs w:val="40"/>
+        </w:rPr>
+        <w:lastRenderedPageBreak/>
+        <w:t>Dane:</w:t>
+      </w:r>
+    </w:p>
+    <w:p>
+      <w:r>
+        <w:rPr>
+          <w:b/>
+          <w:color w:val="000000"/>
+          <w:sz w:val="40"/>
+          <w:szCs w:val="40"/>
+        </w:rPr>
+        <w:t>Liczby rzeczywiste: p, q, które spełniają warunek p &lt; q (granice przedziału dla którego obliczamy pole wyznaczonego obszaru)</w:t>
+      </w:r>
+    </w:p>
+    <w:p>
+      <w:r>
+        <w:rPr>
+          <w:b/>
+          <w:color w:val="000000"/>
+          <w:sz w:val="40"/>
+          <w:szCs w:val="40"/>
+        </w:rPr>
+        <w:t>Funkcja f(x), która jest ciągła w przedziale [p, q]</w:t>
+      </w:r>
+    </w:p>
+    <w:p>
+      <w:r>
+        <w:rPr>
+          <w:b/>
+          <w:color w:val="000000"/>
+          <w:sz w:val="40"/>
+          <w:szCs w:val="40"/>
+        </w:rPr>
+        <w:t>Liczba naturalna: n &gt; 0 (liczba prostokątów)</w:t>
+      </w:r>
+    </w:p>
+    <w:p>
+      <w:r>
+        <w:rPr>
+          <w:b/>
+          <w:color w:val="000000"/>
+          <w:sz w:val="40"/>
+          <w:szCs w:val="40"/>
+        </w:rPr>
+        <w:t>Wynik: dla funkcji  x ** 2 - x - 3</w:t>
+      </w:r>
+    </w:p>
+    <w:p>
+      <w:pPr>
+        <w:rPr>
+          <w:b/>
+          <w:color w:val="000000"/>
+          <w:sz w:val="40"/>
+          <w:szCs w:val="40"/>
+        </w:rPr>
+      </w:pPr>
+    </w:p>
+    <w:p>
+      <w:r>
+        <w:rPr>
+          <w:b/>
+          <w:color w:val="000000"/>
+          <w:sz w:val="40"/>
+          <w:szCs w:val="40"/>
+        </w:rPr>
+        <w:t>Pole obszaru ograniczonego wykresem funkcji f(x) w przedziale [</w:t>
+      </w:r>
+      <w:proofErr w:type="spellStart"/>
+      <w:r>
+        <w:rPr>
+          <w:b/>
+          <w:color w:val="000000"/>
+          <w:sz w:val="40"/>
+          <w:szCs w:val="40"/>
+        </w:rPr>
+        <w:t>p,q</w:t>
+      </w:r>
+      <w:proofErr w:type="spellEnd"/>
+      <w:r>
+        <w:rPr>
+          <w:b/>
+          <w:color w:val="000000"/>
+          <w:sz w:val="40"/>
+          <w:szCs w:val="40"/>
+        </w:rPr>
+        <w:t>]</w:t>
+      </w:r>
+    </w:p>
+    <w:p>
+      <w:pPr>
+        <w:rPr>
+          <w:b/>
+          <w:color w:val="000000"/>
+          <w:sz w:val="40"/>
+          <w:szCs w:val="40"/>
+        </w:rPr>
+      </w:pPr>
+    </w:p>
+    <w:p>
+      <w:pPr>
+        <w:rPr>
+          <w:b/>
+          <w:color w:val="000000"/>
+          <w:sz w:val="40"/>
+          <w:szCs w:val="40"/>
+        </w:rPr>
+      </w:pPr>
+    </w:p>
+    <w:p>
+      <w:pPr>
+        <w:rPr>
+          <w:b/>
+          <w:color w:val="000000"/>
+          <w:sz w:val="40"/>
+          <w:szCs w:val="40"/>
+        </w:rPr>
+      </w:pPr>
+    </w:p>
+    <w:p>
+      <w:r>
+        <w:rPr>
+          <w:b/>
+          <w:color w:val="FF0000"/>
+          <w:sz w:val="40"/>
+          <w:szCs w:val="40"/>
+        </w:rPr>
+        <w:t># obliczanie pola ograniczonego wykresem funkcji, osią 0x</w:t>
+      </w:r>
+    </w:p>
+    <w:p>
+      <w:r>
+        <w:rPr>
+          <w:b/>
+          <w:color w:val="FF0000"/>
+          <w:sz w:val="40"/>
+          <w:szCs w:val="40"/>
+        </w:rPr>
+        <w:t># i prostymi p, q - metoda prostokątów</w:t>
+      </w:r>
+    </w:p>
+    <w:p>
+      <w:pPr>
+        <w:rPr>
+          <w:b/>
+          <w:color w:val="000000"/>
+          <w:sz w:val="40"/>
+          <w:szCs w:val="40"/>
+        </w:rPr>
+      </w:pPr>
+    </w:p>
+    <w:p>
+      <w:pPr>
+        <w:rPr>
+          <w:b/>
+          <w:color w:val="000000"/>
+          <w:sz w:val="40"/>
+          <w:szCs w:val="40"/>
+        </w:rPr>
+      </w:pPr>
+    </w:p>
+    <w:p>
+      <w:pPr>
+        <w:rPr>
+          <w:b/>
+          <w:color w:val="000000"/>
+          <w:sz w:val="40"/>
+          <w:szCs w:val="40"/>
+        </w:rPr>
+      </w:pPr>
+    </w:p>
+    <w:p>
+      <w:pPr>
+        <w:rPr>
+          <w:b/>
+          <w:color w:val="000000"/>
+          <w:sz w:val="40"/>
+          <w:szCs w:val="40"/>
+        </w:rPr>
+      </w:pPr>
+    </w:p>
+    <w:p>
+      <w:pPr>
+        <w:rPr>
+          <w:b/>
+          <w:color w:val="000000"/>
+          <w:sz w:val="40"/>
+          <w:szCs w:val="40"/>
+        </w:rPr>
+      </w:pPr>
+    </w:p>
+    <w:p>
+      <w:pPr>
+        <w:rPr>
+          <w:b/>
+          <w:color w:val="000000"/>
+          <w:sz w:val="40"/>
+          <w:szCs w:val="40"/>
+        </w:rPr>
+      </w:pPr>
+    </w:p>
+    <w:p>
+      <w:pPr>
+        <w:rPr>
+          <w:b/>
+          <w:color w:val="000000"/>
+          <w:sz w:val="40"/>
+          <w:szCs w:val="40"/>
+        </w:rPr>
+      </w:pPr>
+    </w:p>
+    <w:p>
+      <w:pPr>
+        <w:rPr>
+          <w:b/>
+          <w:color w:val="000000"/>
+          <w:sz w:val="40"/>
+          <w:szCs w:val="40"/>
+        </w:rPr>
+      </w:pPr>
+    </w:p>
+    <w:p>
+      <w:pPr>
+        <w:rPr>
+          <w:b/>
+          <w:color w:val="000000"/>
+          <w:sz w:val="40"/>
+          <w:szCs w:val="40"/>
+        </w:rPr>
+      </w:pPr>
+    </w:p>
+    <w:p>
+      <w:pPr>
+        <w:rPr>
+          <w:b/>
+          <w:color w:val="000000"/>
+          <w:sz w:val="40"/>
+          <w:szCs w:val="40"/>
+        </w:rPr>
+      </w:pPr>
+    </w:p>
+    <w:p>
+      <w:pPr>
+        <w:rPr>
+          <w:b/>
+          <w:color w:val="000000"/>
+          <w:sz w:val="40"/>
+          <w:szCs w:val="40"/>
+        </w:rPr>
+      </w:pPr>
+    </w:p>
+    <w:p>
+      <w:pPr>
+        <w:rPr>
+          <w:b/>
+          <w:color w:val="000000"/>
+          <w:sz w:val="40"/>
+          <w:szCs w:val="40"/>
+        </w:rPr>
+      </w:pPr>
+    </w:p>
+    <w:p>
+      <w:pPr>
+        <w:rPr>
+          <w:b/>
+          <w:color w:val="000000"/>
+          <w:sz w:val="40"/>
+          <w:szCs w:val="40"/>
+        </w:rPr>
+      </w:pPr>
+    </w:p>
+    <w:p>
+      <w:pPr>
+        <w:rPr>
+          <w:b/>
+          <w:color w:val="000000"/>
+          <w:sz w:val="40"/>
+          <w:szCs w:val="40"/>
+        </w:rPr>
+      </w:pPr>
+    </w:p>
+    <w:p>
+      <w:pPr>
+        <w:rPr>
+          <w:b/>
+          <w:color w:val="000000"/>
+          <w:sz w:val="40"/>
+          <w:szCs w:val="40"/>
+        </w:rPr>
+      </w:pPr>
+    </w:p>
+    <w:p>
+      <w:pPr>
+        <w:rPr>
+          <w:b/>
+          <w:color w:val="000000"/>
+          <w:sz w:val="40"/>
+          <w:szCs w:val="40"/>
+        </w:rPr>
+      </w:pPr>
+    </w:p>
+    <w:p>
+      <w:pPr>
+        <w:rPr>
+          <w:b/>
+          <w:color w:val="000000"/>
+          <w:sz w:val="40"/>
+          <w:szCs w:val="40"/>
+        </w:rPr>
+      </w:pPr>
+    </w:p>
+    <w:p>
+      <w:pPr>
+        <w:rPr>
+          <w:b/>
+          <w:color w:val="000000"/>
+          <w:sz w:val="40"/>
+          <w:szCs w:val="40"/>
+        </w:rPr>
+      </w:pPr>
+    </w:p>
+    <w:p>
+      <w:pPr>
+        <w:rPr>
+          <w:b/>
+          <w:color w:val="000000"/>
+          <w:sz w:val="40"/>
+          <w:szCs w:val="40"/>
+        </w:rPr>
+      </w:pPr>
+    </w:p>
+    <w:p>
+      <w:pPr>
+        <w:rPr>
+          <w:b/>
+          <w:color w:val="000000"/>
+          <w:sz w:val="40"/>
+          <w:szCs w:val="40"/>
+        </w:rPr>
+      </w:pPr>
+    </w:p>
+    <w:p>
+      <w:pPr>
+        <w:rPr>
+          <w:b/>
+          <w:color w:val="000000"/>
+          <w:sz w:val="40"/>
+          <w:szCs w:val="40"/>
+        </w:rPr>
+      </w:pPr>
+    </w:p>
+    <w:p>
+      <w:pPr>
+        <w:rPr>
+          <w:b/>
+          <w:color w:val="000000"/>
+          <w:sz w:val="40"/>
+          <w:szCs w:val="40"/>
+        </w:rPr>
+      </w:pPr>
+    </w:p>
+    <w:p>
+      <w:pPr>
+        <w:rPr>
+          <w:b/>
+          <w:color w:val="000000"/>
+          <w:sz w:val="40"/>
+          <w:szCs w:val="40"/>
+        </w:rPr>
+      </w:pPr>
+    </w:p>
     <w:p/>
     <w:sectPr>
       <w:pgSz w:w="11906" w:h="16838"/>
